--- a/por/docx/46.content.docx
+++ b/por/docx/46.content.docx
@@ -445,7 +445,7 @@
         <w:rPr>
           <w:lang w:val="pt_PT" w:bidi="pt_PT"/>
         </w:rPr>
-        <w:t xml:space="preserve"> Refiro-me a isto: cada um diz: "Eu sigo Paulo", ou: "Eu sigo Apolo", ou: "Eu sigo Pedro", ou ainda: "Eu sigo Cristo".</w:t>
+        <w:t xml:space="preserve"> Refiro-me a isto: cada um diz: “Eu sigo Paulo”, ou: “Eu sigo Apolo”, ou: “Eu sigo Pedro”, ou ainda: “Eu sigo Cristo”.</w:t>
       </w:r>
     </w:p>
     <w:p>
@@ -592,7 +592,7 @@
         <w:rPr>
           <w:lang w:val="pt_PT" w:bidi="pt_PT"/>
         </w:rPr>
-        <w:t xml:space="preserve"> Pois está escrito: "Vou destruir a sabedoria dos sábios e rejeitar o entendimento dos inteligentes".</w:t>
+        <w:t xml:space="preserve"> Pois está escrito: “Vou destruir a sabedoria dos sábios e rejeitar o entendimento dos inteligentes”.</w:t>
       </w:r>
     </w:p>
     <w:p>
@@ -655,7 +655,7 @@
         <w:rPr>
           <w:lang w:val="pt_PT" w:bidi="pt_PT"/>
         </w:rPr>
-        <w:t xml:space="preserve"> Pois os judeus pedem sinais, e os gentios1 buscam sabedoria;</w:t>
+        <w:t xml:space="preserve"> Pois os judeus pedem sinais, e os gentios buscam sabedoria;</w:t>
       </w:r>
     </w:p>
     <w:p>
@@ -844,7 +844,7 @@
         <w:rPr>
           <w:lang w:val="pt_PT" w:bidi="pt_PT"/>
         </w:rPr>
-        <w:t xml:space="preserve"> Para que, como está escrito: "Quem quiser se gloriar, glorie-se no Senhor".</w:t>
+        <w:t xml:space="preserve"> Para que, como está escrito: “Quem quiser se gloriar, glorie-se no Senhor”.</w:t>
       </w:r>
     </w:p>
     <w:p>
@@ -1049,7 +1049,7 @@
         <w:rPr>
           <w:lang w:val="pt_PT" w:bidi="pt_PT"/>
         </w:rPr>
-        <w:t xml:space="preserve"> Mas, como está escrito: "O que nenhum olho viu, nenhum ouvido ouviu e o que nunca entrou no coração humano, isso Deus preparou para os que o amam".</w:t>
+        <w:t xml:space="preserve"> Mas, como está escrito: “O que nenhum olho viu, nenhum ouvido ouviu e o que nunca entrou no coração humano, isso Deus preparou para os que o amam”.</w:t>
       </w:r>
     </w:p>
     <w:p>
@@ -1196,7 +1196,7 @@
         <w:rPr>
           <w:lang w:val="pt_PT" w:bidi="pt_PT"/>
         </w:rPr>
-        <w:t xml:space="preserve"> Pois está escrito: "Quem conheceu a mente do Senhor para poder instruí-lo?". Mas nós temos a mente de Cristo.</w:t>
+        <w:t xml:space="preserve"> Pois está escrito: “Quem conheceu a mente do Senhor para poder instruí-lo?”. Mas nós temos a mente de Cristo.</w:t>
       </w:r>
     </w:p>
     <w:p>
@@ -1296,7 +1296,7 @@
         <w:rPr>
           <w:lang w:val="pt_PT" w:bidi="pt_PT"/>
         </w:rPr>
-        <w:t xml:space="preserve"> Quando alguém diz: "Eu sigo Paulo", e outro: "Eu sigo Apolo", vocês não estão agindo como pessoas comuns?</w:t>
+        <w:t xml:space="preserve"> Quando alguém diz: “Eu sigo Paulo”, e outro: “Eu sigo Apolo”, vocês não estão agindo como pessoas comuns?</w:t>
       </w:r>
     </w:p>
     <w:p>
@@ -1590,7 +1590,7 @@
         <w:rPr>
           <w:lang w:val="pt_PT" w:bidi="pt_PT"/>
         </w:rPr>
-        <w:t xml:space="preserve"> Ninguém se engane. Se alguém entre vocês pensa ser sábio segundo os padrões desta era, torne-se "simples" para se tornar realmente sábio.</w:t>
+        <w:t xml:space="preserve"> Ninguém se engane. Se alguém entre vocês pensa ser sábio segundo os padrões desta era, torne-se “simples” para se tornar realmente sábio.</w:t>
       </w:r>
     </w:p>
     <w:p>
@@ -1611,7 +1611,7 @@
         <w:rPr>
           <w:lang w:val="pt_PT" w:bidi="pt_PT"/>
         </w:rPr>
-        <w:t xml:space="preserve"> Pois a sabedoria deste mundo é loucura diante de Deus. Está escrito: "Ele prende os sábios na própria esperteza deles";</w:t>
+        <w:t xml:space="preserve"> Pois a sabedoria deste mundo é loucura diante de Deus. Está escrito: “Ele prende os sábios na própria esperteza deles”;</w:t>
       </w:r>
     </w:p>
     <w:p>
@@ -1632,7 +1632,7 @@
         <w:rPr>
           <w:lang w:val="pt_PT" w:bidi="pt_PT"/>
         </w:rPr>
-        <w:t xml:space="preserve"> e também: "O Senhor conhece os pensamentos dos sábios e sabe que são vazios".</w:t>
+        <w:t xml:space="preserve"> e também: “O Senhor conhece os pensamentos dos sábios e sabe que são vazios”.</w:t>
       </w:r>
     </w:p>
     <w:p>
@@ -2709,7 +2709,7 @@
         <w:rPr>
           <w:lang w:val="pt_PT" w:bidi="pt_PT"/>
         </w:rPr>
-        <w:t xml:space="preserve"> "Tudo me é permitido", mas nem tudo traz benefício. "Tudo me é permitido", mas não deixarei que nada me domine.</w:t>
+        <w:t xml:space="preserve"> "Tudo me é permitido”, mas nem tudo traz benefício. “Tudo me é permitido”, mas não deixarei que nada me domine.</w:t>
       </w:r>
     </w:p>
     <w:p>
@@ -2730,7 +2730,7 @@
         <w:rPr>
           <w:lang w:val="pt_PT" w:bidi="pt_PT"/>
         </w:rPr>
-        <w:t xml:space="preserve"> "O alimento existe para o estômago, e o estômago para o alimento", mas Deus dará fim aos dois. Porém o corpo não é para a imoralidade sexual, mas para o Senhor; e o Senhor é para o corpo.</w:t>
+        <w:t xml:space="preserve"> "O alimento existe para o estômago, e o estômago para o alimento”, mas Deus dará fim aos dois. Porém o corpo não é para a imoralidade sexual, mas para o Senhor; e o Senhor é para o corpo.</w:t>
       </w:r>
     </w:p>
     <w:p>
@@ -2793,7 +2793,7 @@
         <w:rPr>
           <w:lang w:val="pt_PT" w:bidi="pt_PT"/>
         </w:rPr>
-        <w:t xml:space="preserve"> Ou vocês não sabem que quem se une a uma prostituta se torna um só corpo com ela? Pois está escrito: "Os dois se tornarão uma só carne".</w:t>
+        <w:t xml:space="preserve"> Ou vocês não sabem que quem se une a uma prostituta se torna um só corpo com ela? Pois está escrito: “Os dois se tornarão uma só carne”.</w:t>
       </w:r>
     </w:p>
     <w:p>
@@ -3854,7 +3854,7 @@
         <w:rPr>
           <w:lang w:val="pt_PT" w:bidi="pt_PT"/>
         </w:rPr>
-        <w:t xml:space="preserve"> Pois, mesmo que existam coisas chamadas "deuses", seja no céu ou na terra — como há muitos "deuses" e muitos "senhores" —,</w:t>
+        <w:t xml:space="preserve"> Pois, mesmo que existam coisas chamadas “deuses”, seja no céu ou na terra — como há muitos “deuses” e muitos “senhores” —,</w:t>
       </w:r>
     </w:p>
     <w:p>
@@ -4227,7 +4227,7 @@
         <w:rPr>
           <w:lang w:val="pt_PT" w:bidi="pt_PT"/>
         </w:rPr>
-        <w:t xml:space="preserve"> Pois está escrito na lei de Moisés: "Não amarre a boca do boi enquanto ele debulha o grão". Será que Deus está preocupado apenas com os bois?</w:t>
+        <w:t xml:space="preserve"> Pois está escrito na lei de Moisés: “Não amarre a boca do boi enquanto ele debulha o grão”. Será que Deus está preocupado apenas com os bois?</w:t>
       </w:r>
     </w:p>
     <w:p>
@@ -4768,7 +4768,7 @@
         <w:rPr>
           <w:lang w:val="pt_PT" w:bidi="pt_PT"/>
         </w:rPr>
-        <w:t xml:space="preserve"> Não se tornem idólatras, como alguns deles. Como está escrito: "O povo se sentou para comer e beber e se levantou para se divertir".</w:t>
+        <w:t xml:space="preserve"> Não se tornem idólatras, como alguns deles. Como está escrito: “O povo se sentou para comer e beber e se levantou para se divertir”.</w:t>
       </w:r>
     </w:p>
     <w:p>
@@ -5104,7 +5104,7 @@
         <w:rPr>
           <w:lang w:val="pt_PT" w:bidi="pt_PT"/>
         </w:rPr>
-        <w:t xml:space="preserve"> "Tudo é permitido", mas nem tudo é conveniente. "Tudo é permitido", mas nem tudo é edificante.</w:t>
+        <w:t xml:space="preserve"> "Tudo é permitido”, mas nem tudo é conveniente. “Tudo é permitido”, mas nem tudo é edificante.</w:t>
       </w:r>
     </w:p>
     <w:p>
@@ -5167,7 +5167,7 @@
         <w:rPr>
           <w:lang w:val="pt_PT" w:bidi="pt_PT"/>
         </w:rPr>
-        <w:t xml:space="preserve"> Pois "a terra pertence ao Senhor e tudo o que nela existe".</w:t>
+        <w:t xml:space="preserve"> Pois “a terra pertence ao Senhor e tudo o que nela existe”.</w:t>
       </w:r>
     </w:p>
     <w:p>
@@ -5209,7 +5209,7 @@
         <w:rPr>
           <w:lang w:val="pt_PT" w:bidi="pt_PT"/>
         </w:rPr>
-        <w:t xml:space="preserve"> Mas, se alguém disser: "Isso foi oferecido em sacrifício", não comam, por causa da pessoa e por questão de consciência.</w:t>
+        <w:t xml:space="preserve"> Mas, se alguém disser: “Isso foi oferecido em sacrifício”, não comam, por causa da pessoa e por questão de consciência.</w:t>
       </w:r>
     </w:p>
     <w:p>
@@ -5834,7 +5834,7 @@
         <w:rPr>
           <w:lang w:val="pt_PT" w:bidi="pt_PT"/>
         </w:rPr>
-        <w:t xml:space="preserve"> e, depois de ter dado graças, o partiu e disse: "Isto é meu corpo, entregue por vocês. Façam isso para se lembrar de mim".</w:t>
+        <w:t xml:space="preserve"> e, depois de ter dado graças, o partiu e disse: “Isto é meu corpo, entregue por vocês. Façam isso para se lembrar de mim”.</w:t>
       </w:r>
     </w:p>
     <w:p>
@@ -5855,7 +5855,7 @@
         <w:rPr>
           <w:lang w:val="pt_PT" w:bidi="pt_PT"/>
         </w:rPr>
-        <w:t xml:space="preserve"> Depois da refeição, fez o mesmo com o cálice e disse: "Este cálice é a nova aliança no meu sangue. Sempre que o beberem, façam isso em memória de mim".</w:t>
+        <w:t xml:space="preserve"> Depois da refeição, fez o mesmo com o cálice e disse: “Este cálice é a nova aliança no meu sangue. Sempre que o beberem, façam isso em memória de mim”.</w:t>
       </w:r>
     </w:p>
     <w:p>
@@ -6123,7 +6123,7 @@
         <w:rPr>
           <w:lang w:val="pt_PT" w:bidi="pt_PT"/>
         </w:rPr>
-        <w:t xml:space="preserve"> Por isso, deixo claro o seguinte: ninguém que fala movido pelo Espírito de Deus declara: "Maldito seja Jesus". E ninguém consegue afirmar sinceramente: "Jesus é Senhor", se não for pela ação do Espírito Santo.</w:t>
+        <w:t xml:space="preserve"> Por isso, deixo claro o seguinte: ninguém que fala movido pelo Espírito de Deus declara: “Maldito seja Jesus”. E ninguém consegue afirmar sinceramente: “Jesus é Senhor”, se não for pela ação do Espírito Santo.</w:t>
       </w:r>
     </w:p>
     <w:p>
@@ -6375,7 +6375,7 @@
         <w:rPr>
           <w:lang w:val="pt_PT" w:bidi="pt_PT"/>
         </w:rPr>
-        <w:t xml:space="preserve"> Se o pé disser: "Não sou mão, portanto não sou do corpo", nem por isso deixa de fazer parte do corpo.</w:t>
+        <w:t xml:space="preserve"> Se o pé disser: “Não sou mão, portanto não sou do corpo”, nem por isso deixa de fazer parte do corpo.</w:t>
       </w:r>
     </w:p>
     <w:p>
@@ -6396,7 +6396,7 @@
         <w:rPr>
           <w:lang w:val="pt_PT" w:bidi="pt_PT"/>
         </w:rPr>
-        <w:t xml:space="preserve"> Se o ouvido disser: "Não sou olho, portanto não sou do corpo", ainda assim continua a ser parte do corpo.</w:t>
+        <w:t xml:space="preserve"> Se o ouvido disser: “Não sou olho, portanto não sou do corpo”, ainda assim continua a ser parte do corpo.</w:t>
       </w:r>
     </w:p>
     <w:p>
@@ -6501,7 +6501,7 @@
         <w:rPr>
           <w:lang w:val="pt_PT" w:bidi="pt_PT"/>
         </w:rPr>
-        <w:t xml:space="preserve"> O olho não pode dizer à mão: "Não preciso de você". Nem a cabeça pode dizer aos pés: "Não preciso de vocês".</w:t>
+        <w:t xml:space="preserve"> O olho não pode dizer à mão: “Não preciso de você”. Nem a cabeça pode dizer aos pés: “Não preciso de vocês”.</w:t>
       </w:r>
     </w:p>
     <w:p>
@@ -7352,7 +7352,7 @@
         <w:rPr>
           <w:lang w:val="pt_PT" w:bidi="pt_PT"/>
         </w:rPr>
-        <w:t xml:space="preserve"> Se você agradecer apenas em espírito, como alguém que não entende poderá dizer "Amém" à sua ação de graças, se não compreende o que foi dito?</w:t>
+        <w:t xml:space="preserve"> Se você agradecer apenas em espírito, como alguém que não entende poderá dizer “Amém” à sua ação de graças, se não compreende o que foi dito?</w:t>
       </w:r>
     </w:p>
     <w:p>
@@ -7457,7 +7457,7 @@
         <w:rPr>
           <w:lang w:val="pt_PT" w:bidi="pt_PT"/>
         </w:rPr>
-        <w:t xml:space="preserve"> As Escrituras dizem: "Por meio de línguas estrangeiras e lábios de estrangeiros falarei a este povo, mas nem assim me ouvirão, diz o Senhor".</w:t>
+        <w:t xml:space="preserve"> As Escrituras dizem: “Por meio de línguas estrangeiras e lábios de estrangeiros falarei a este povo, mas nem assim me ouvirão, diz o Senhor”.</w:t>
       </w:r>
     </w:p>
     <w:p>
@@ -7541,7 +7541,7 @@
         <w:rPr>
           <w:lang w:val="pt_PT" w:bidi="pt_PT"/>
         </w:rPr>
-        <w:t xml:space="preserve"> Os segredos do seu coração serão revelados, e assim, prostrando-se, adorará a Deus, declarando: "De fato, Deus está no meio de vocês".</w:t>
+        <w:t xml:space="preserve"> Os segredos do seu coração serão revelados, e assim, prostrando-se, adorará a Deus, declarando: “De fato, Deus está no meio de vocês”.</w:t>
       </w:r>
     </w:p>
     <w:p>
@@ -8544,7 +8544,7 @@
         <w:rPr>
           <w:lang w:val="pt_PT" w:bidi="pt_PT"/>
         </w:rPr>
-        <w:t xml:space="preserve"> Se enfrentei feras em Éfeso, que me adiantou? Se realmente os mortos não ressuscitam, "comamos e bebamos, pois amanhã morreremos".</w:t>
+        <w:t xml:space="preserve"> Se enfrentei feras em Éfeso, que me adiantou? Se realmente os mortos não ressuscitam, “comamos e bebamos, pois amanhã morreremos”.</w:t>
       </w:r>
     </w:p>
     <w:p>
@@ -8565,7 +8565,7 @@
         <w:rPr>
           <w:lang w:val="pt_PT" w:bidi="pt_PT"/>
         </w:rPr>
-        <w:t xml:space="preserve"> Não se deixem enganar: "As más companhias estragam os bons costumes".</w:t>
+        <w:t xml:space="preserve"> Não se deixem enganar: “As más companhias estragam os bons costumes”.</w:t>
       </w:r>
     </w:p>
     <w:p>
@@ -8607,7 +8607,7 @@
         <w:rPr>
           <w:lang w:val="pt_PT" w:bidi="pt_PT"/>
         </w:rPr>
-        <w:t xml:space="preserve"> Alguém, entretanto, poderá perguntar: "Como é que os mortos ressuscitarão? Que tipo de corpo eles terão?".</w:t>
+        <w:t xml:space="preserve"> Alguém, entretanto, poderá perguntar: “Como é que os mortos ressuscitarão? Que tipo de corpo eles terão?”.</w:t>
       </w:r>
     </w:p>
     <w:p>
@@ -8817,7 +8817,7 @@
         <w:rPr>
           <w:lang w:val="pt_PT" w:bidi="pt_PT"/>
         </w:rPr>
-        <w:t xml:space="preserve"> Assim também está escrito: "Adão, o primeiro homem, tornou-se um ser vivo". O último Adão tornou-se um espírito vivificante.</w:t>
+        <w:t xml:space="preserve"> Assim também está escrito: “Adão, o primeiro homem, tornou-se um ser vivo”. O último Adão tornou-se um espírito vivificante.</w:t>
       </w:r>
     </w:p>
     <w:p>
@@ -9006,7 +9006,7 @@
         <w:rPr>
           <w:lang w:val="pt_PT" w:bidi="pt_PT"/>
         </w:rPr>
-        <w:t xml:space="preserve"> Assim, quando o que é corruptível se revestir do que é incorruptível, e o que é mortal se revestir do que é imortal, então, finalmente, se tornará verdadeira esta Escritura: "A morte foi devorada pela vitória.</w:t>
+        <w:t xml:space="preserve"> Assim, quando o que é corruptível se revestir do que é incorruptível, e o que é mortal se revestir do que é imortal, então, finalmente, se tornará verdadeira esta Escritura: “A morte foi devorada pela vitória.</w:t>
       </w:r>
     </w:p>
     <w:p>
@@ -9027,7 +9027,7 @@
         <w:rPr>
           <w:lang w:val="pt_PT" w:bidi="pt_PT"/>
         </w:rPr>
-        <w:t xml:space="preserve"> Ó morte, onde está a sua vitória? Ó morte, onde está o seu ferrão?".</w:t>
+        <w:t xml:space="preserve"> Ó morte, onde está a sua vitória? Ó morte, onde está o seu ferrão?”.</w:t>
       </w:r>
     </w:p>
     <w:p>
@@ -9568,7 +9568,7 @@
         <w:rPr>
           <w:lang w:val="pt_PT" w:bidi="pt_PT"/>
         </w:rPr>
-        <w:t xml:space="preserve"> Se alguém não ama o Senhor, que seja maldito. "Vem, Senhor!"1</w:t>
+        <w:t xml:space="preserve"> Se alguém não ama o Senhor, que seja maldito. “Vem, Senhor!”</w:t>
       </w:r>
     </w:p>
     <w:p>
